--- a/1차 프로젝트 데이터 스키마 정의 문서.docx
+++ b/1차 프로젝트 데이터 스키마 정의 문서.docx
@@ -15,7 +15,7 @@
           <w:rFonts w:ascii="Arial Unicode MS" w:cs="Arial Unicode MS" w:eastAsia="Arial Unicode MS" w:hAnsi="Arial Unicode MS"/>
           <w:rtl w:val="0"/>
         </w:rPr>
-        <w:t xml:space="preserve">데이터 스키마 정의</w:t>
+        <w:t xml:space="preserve">1차 프로젝트 데이터 스키마 정의</w:t>
       </w:r>
     </w:p>
     <w:p>
@@ -3825,7 +3825,7 @@
               <w:rPr>
                 <w:rtl w:val="0"/>
               </w:rPr>
-              <w:t xml:space="preserve">not null, CHECK (amount &gt; 0)</w:t>
+              <w:t xml:space="preserve">not null, CHECK (amount != 0)</w:t>
             </w:r>
           </w:p>
         </w:tc>
@@ -4336,7 +4336,7 @@
     <w:tbl>
       <w:tblPr>
         <w:tblStyle w:val="Table5"/>
-        <w:tblW w:w="9025.511811023624" w:type="dxa"/>
+        <w:tblW w:w="9030.0" w:type="dxa"/>
         <w:jc w:val="left"/>
         <w:tblBorders>
           <w:top w:color="000000" w:space="0" w:sz="8" w:val="single"/>
@@ -4350,16 +4350,16 @@
         <w:tblLook w:val="0600"/>
       </w:tblPr>
       <w:tblGrid>
-        <w:gridCol w:w="1347.9660496983333"/>
-        <w:gridCol w:w="1347.9660496983333"/>
-        <w:gridCol w:w="3164.7898558134784"/>
-        <w:gridCol w:w="3164.7898558134784"/>
+        <w:gridCol w:w="1350"/>
+        <w:gridCol w:w="1515"/>
+        <w:gridCol w:w="3000"/>
+        <w:gridCol w:w="3165"/>
         <w:tblGridChange w:id="0">
           <w:tblGrid>
-            <w:gridCol w:w="1347.9660496983333"/>
-            <w:gridCol w:w="1347.9660496983333"/>
-            <w:gridCol w:w="3164.7898558134784"/>
-            <w:gridCol w:w="3164.7898558134784"/>
+            <w:gridCol w:w="1350"/>
+            <w:gridCol w:w="1515"/>
+            <w:gridCol w:w="3000"/>
+            <w:gridCol w:w="3165"/>
           </w:tblGrid>
         </w:tblGridChange>
       </w:tblGrid>
@@ -5086,7 +5086,7 @@
               <w:rPr>
                 <w:rtl w:val="0"/>
               </w:rPr>
-              <w:t xml:space="preserve">varchar(15)</w:t>
+              <w:t xml:space="preserve">varchar(100)</w:t>
             </w:r>
           </w:p>
         </w:tc>
